--- a/Science Books/Evolution/27a - Does It Feel Like Anything - Consciousness, Evolution and AI - Funny.docx
+++ b/Science Books/Evolution/27a - Does It Feel Like Anything - Consciousness, Evolution and AI - Funny.docx
@@ -5,6 +5,8 @@
     <w:p>
       <w:pPr>
         <w:pStyle w:val="Title"/>
+        <w:ind w:left="0" w:right="0" w:firstLine="0"/>
+        <w:jc w:val="center"/>
       </w:pPr>
       <w:r>
         <w:t>Life: Science for Everyone</w:t>
@@ -13,6 +15,8 @@
     <w:p>
       <w:pPr>
         <w:pStyle w:val="Heading1"/>
+        <w:ind w:left="0" w:right="0" w:firstLine="0"/>
+        <w:jc w:val="center"/>
       </w:pPr>
       <w:r>
         <w:t>Chapter 27a</w:t>
@@ -21,6 +25,8 @@
     <w:p>
       <w:pPr>
         <w:pStyle w:val="Heading1"/>
+        <w:ind w:left="0" w:right="0" w:firstLine="0"/>
+        <w:jc w:val="center"/>
       </w:pPr>
       <w:r>
         <w:t>Does It Feel Like Anything? Consciousness, Evolution and AI</w:t>
@@ -29,1041 +35,1295 @@
     <w:p>
       <w:pPr>
         <w:pStyle w:val="Heading1"/>
+        <w:ind w:left="0" w:right="0" w:firstLine="0"/>
+        <w:jc w:val="center"/>
       </w:pPr>
       <w:r>
         <w:t>The Rudest Question You Can Ask a Machine</w:t>
       </w:r>
     </w:p>
     <w:p>
-      <w:pPr/>
+      <w:pPr>
+        <w:ind w:left="0" w:right="0" w:firstLine="0"/>
+        <w:jc w:val="center"/>
+      </w:pPr>
       <w:r>
-        <w:t>Chapter 27 asked whether a mind can be built.</w:t>
+        <w:t>Chapter 27 asked a big question: can a machine have a mind?</w:t>
       </w:r>
-    </w:p>
-    <w:p>
-      <w:pPr/>
       <w:r>
-        <w:t>This chapter asks the rude follow-up.</w:t>
+        <w:br/>
+        <w:br/>
+        <w:t>This chapter asks the ruder follow-up.</w:t>
       </w:r>
-    </w:p>
-    <w:p>
-      <w:pPr/>
       <w:r>
-        <w:t>Suppose one gets built. Suppose it talks, plans, remembers, apologizes, and makes a decent joke about Tuesday.</w:t>
+        <w:br/>
+        <w:br/>
+        <w:t>Suppose engineers actually build one.</w:t>
       </w:r>
-    </w:p>
-    <w:p>
-      <w:pPr/>
       <w:r>
-        <w:t>Is anybody home?</w:t>
+        <w:br/>
+        <w:br/>
+        <w:t>Suppose it talks, plans, remembers, and even apologizes.</w:t>
       </w:r>
-    </w:p>
-    <w:p>
-      <w:pPr/>
       <w:r>
-        <w:t>You can ask it.</w:t>
+        <w:br/>
+        <w:br/>
+        <w:t>Suppose it makes a decent joke about Tuesday.</w:t>
       </w:r>
-    </w:p>
-    <w:p>
-      <w:pPr/>
       <w:r>
-        <w:t>It will answer fluently. It was trained on millions of humans answering fluently.</w:t>
+        <w:br/>
+        <w:br/>
+        <w:t>Here is the rude question: is anybody home?</w:t>
       </w:r>
-    </w:p>
-    <w:p>
-      <w:pPr/>
       <w:r>
-        <w:t>If it says yes, you will not believe it.</w:t>
+        <w:br/>
+        <w:br/>
+        <w:t>You can just ask it, of course.</w:t>
       </w:r>
-    </w:p>
-    <w:p>
-      <w:pPr/>
       <w:r>
+        <w:br/>
+        <w:br/>
+        <w:t>It will answer fluently, because it was trained on millions of humans who also answer fluently.</w:t>
+      </w:r>
+      <w:r>
+        <w:br/>
+        <w:br/>
+        <w:t>If it says yes, you will not quite believe it.</w:t>
+      </w:r>
+      <w:r>
+        <w:br/>
+        <w:br/>
         <w:t>If it says no, you will not believe that either.</w:t>
       </w:r>
-    </w:p>
-    <w:p>
-      <w:pPr/>
       <w:r>
-        <w:t>Welcome to the consciousness problem. It is the one topic where both philosophers and computer scientists look slightly panicked.</w:t>
+        <w:br/>
+        <w:br/>
+        <w:t xml:space="preserve">Welcome to the </w:t>
+      </w:r>
+      <w:r>
+        <w:rPr>
+          <w:b/>
+        </w:rPr>
+        <w:t>consciousness problem</w:t>
+      </w:r>
+      <w:r>
+        <w:t>: the question of whether there is a felt experience behind the words.</w:t>
+      </w:r>
+      <w:r>
+        <w:br/>
+        <w:br/>
+        <w:t>It is the one topic that makes philosophers and computer scientists look equally panicked.</w:t>
       </w:r>
     </w:p>
     <w:p>
       <w:pPr>
         <w:pStyle w:val="Heading1"/>
+        <w:ind w:left="0" w:right="0" w:firstLine="0"/>
+        <w:jc w:val="center"/>
       </w:pPr>
       <w:r>
         <w:t>Two Piles of Problems</w:t>
       </w:r>
     </w:p>
     <w:p>
-      <w:pPr/>
+      <w:pPr>
+        <w:ind w:left="0" w:right="0" w:firstLine="0"/>
+        <w:jc w:val="center"/>
+      </w:pPr>
       <w:r>
-        <w:t>Scientists sort the questions about consciousness into two piles.</w:t>
+        <w:t>Scientists sort questions about consciousness into two piles.</w:t>
       </w:r>
-    </w:p>
-    <w:p>
-      <w:pPr/>
       <w:r>
-        <w:t>The first pile is large and busy. How does a brain focus attention? How does it store a memory? How does it decide? How does it report what it is doing?</w:t>
+        <w:br/>
+        <w:br/>
+        <w:t>The first pile is big and busy.</w:t>
       </w:r>
-    </w:p>
-    <w:p>
-      <w:pPr/>
       <w:r>
-        <w:t>These are called the easy problems.</w:t>
+        <w:br/>
+        <w:br/>
+        <w:t>How does a brain focus attention?</w:t>
       </w:r>
-    </w:p>
-    <w:p>
-      <w:pPr/>
       <w:r>
-        <w:t>“Easy” here means “only a few centuries of work.”</w:t>
+        <w:br/>
+        <w:br/>
+        <w:t>How does it store a memory?</w:t>
       </w:r>
-    </w:p>
-    <w:p>
-      <w:pPr/>
       <w:r>
-        <w:t>The second pile contains one item.</w:t>
+        <w:br/>
+        <w:br/>
+        <w:t>How does it decide what to do next?</w:t>
       </w:r>
-    </w:p>
-    <w:p>
-      <w:pPr/>
       <w:r>
-        <w:t>Why does any of that processing feel like something?</w:t>
+        <w:br/>
+        <w:br/>
+        <w:t>How does it report what it is doing?</w:t>
       </w:r>
-    </w:p>
-    <w:p>
-      <w:pPr/>
       <w:r>
-        <w:t>Why is there a private movie playing inside your head instead of a dark, silent calculator that does the job with nobody watching?</w:t>
+        <w:br/>
+        <w:br/>
+        <w:t xml:space="preserve">Scientists call these the </w:t>
       </w:r>
-    </w:p>
-    <w:p>
-      <w:pPr/>
       <w:r>
-        <w:t>The philosopher David Chalmers named that one the hard problem in 1995.</w:t>
+        <w:rPr>
+          <w:b/>
+        </w:rPr>
+        <w:t>easy problems</w:t>
       </w:r>
-    </w:p>
-    <w:p>
-      <w:pPr/>
       <w:r>
-        <w:t>It has not become easier since.</w:t>
+        <w:t>.</w:t>
+      </w:r>
+      <w:r>
+        <w:br/>
+        <w:br/>
+        <w:t>“Easy” is a small joke: it just means solvable, even if solving it takes centuries of careful work, roughly as many lifetimes as separate you from the Renaissance.</w:t>
+      </w:r>
+      <w:r>
+        <w:br/>
+        <w:br/>
+        <w:t>The second pile holds only one question.</w:t>
+      </w:r>
+      <w:r>
+        <w:br/>
+        <w:br/>
+        <w:t>Why does any of that brain processing feel like something from the inside?</w:t>
+      </w:r>
+      <w:r>
+        <w:br/>
+        <w:br/>
+        <w:t>Why is there a private movie playing in your head, instead of a dark, silent calculator doing the job with nobody watching?</w:t>
+      </w:r>
+      <w:r>
+        <w:br/>
+        <w:br/>
+        <w:t xml:space="preserve">David Chalmers, a philosopher who studies the mind, named that one the </w:t>
+      </w:r>
+      <w:r>
+        <w:rPr>
+          <w:b/>
+        </w:rPr>
+        <w:t>hard problem</w:t>
+      </w:r>
+      <w:r>
+        <w:t xml:space="preserve"> in 1995.</w:t>
+      </w:r>
+      <w:r>
+        <w:br/>
+        <w:br/>
+        <w:t>It has not gotten any easier since.</w:t>
       </w:r>
     </w:p>
     <w:p>
       <w:pPr>
         <w:pStyle w:val="Heading1"/>
+        <w:ind w:left="0" w:right="0" w:firstLine="0"/>
+        <w:jc w:val="center"/>
       </w:pPr>
       <w:r>
         <w:t>Pain, Taken Apart</w:t>
       </w:r>
     </w:p>
     <w:p>
-      <w:pPr/>
+      <w:pPr>
+        <w:ind w:left="0" w:right="0" w:firstLine="0"/>
+        <w:jc w:val="center"/>
+      </w:pPr>
       <w:r>
-        <w:t>Let us take a feeling to pieces and see what falls out.</w:t>
+        <w:t>Let us take a feeling apart and see what is inside it.</w:t>
       </w:r>
-    </w:p>
-    <w:p>
-      <w:pPr/>
       <w:r>
-        <w:t>Pain.</w:t>
+        <w:br/>
+        <w:br/>
+        <w:t>Start with pain.</w:t>
       </w:r>
-    </w:p>
-    <w:p>
-      <w:pPr/>
       <w:r>
+        <w:br/>
+        <w:br/>
         <w:t>You touch a hot pan.</w:t>
       </w:r>
-    </w:p>
-    <w:p>
-      <w:pPr/>
       <w:r>
-        <w:t>Sensors in the skin fire.</w:t>
+        <w:br/>
+        <w:br/>
+        <w:t>Sensors in your skin fire off a warning.</w:t>
       </w:r>
-    </w:p>
-    <w:p>
-      <w:pPr/>
       <w:r>
-        <w:t>Signals travel up the arm and into the spinal cord and brain.</w:t>
+        <w:br/>
+        <w:br/>
+        <w:t>Signals race up your arm, into your spinal cord, and into your brain.</w:t>
       </w:r>
-    </w:p>
-    <w:p>
-      <w:pPr/>
       <w:r>
-        <w:t>The brain compares them with stored patterns. Hot. Damage. Bad. Last time this happened it was also bad.</w:t>
+        <w:br/>
+        <w:br/>
+        <w:t>Your brain compares the signal with patterns it already knows: hot, damage, bad, this happened before and it was bad then too.</w:t>
       </w:r>
-    </w:p>
-    <w:p>
-      <w:pPr/>
       <w:r>
-        <w:t>An alarm state is raised.</w:t>
+        <w:br/>
+        <w:br/>
+        <w:t>An alarm state switches on.</w:t>
       </w:r>
-    </w:p>
-    <w:p>
-      <w:pPr/>
       <w:r>
-        <w:t>Priorities shift. Whatever you were thinking about is cancelled.</w:t>
+        <w:br/>
+        <w:br/>
+        <w:t>Your priorities shift immediately.</w:t>
       </w:r>
-    </w:p>
-    <w:p>
-      <w:pPr/>
       <w:r>
-        <w:t>Motor commands go out. The hand is already moving before you have finished being surprised.</w:t>
+        <w:br/>
+        <w:br/>
+        <w:t>Whatever you were thinking about gets cancelled.</w:t>
       </w:r>
-    </w:p>
-    <w:p>
-      <w:pPr/>
       <w:r>
-        <w:t>Learning happens. Next time, the pan gets more respect.</w:t>
+        <w:br/>
+        <w:br/>
+        <w:t>Motor commands go out, and your hand is already moving before you have even finished being surprised.</w:t>
       </w:r>
-    </w:p>
-    <w:p>
-      <w:pPr/>
       <w:r>
-        <w:t>Some of the reactions are exaggerated. Some are wrong. You may shout at a family member who had nothing to do with the pan.</w:t>
+        <w:br/>
+        <w:br/>
+        <w:t>Learning happens too: next time, that pan gets more respect.</w:t>
       </w:r>
-    </w:p>
-    <w:p>
-      <w:pPr/>
       <w:r>
-        <w:t>That is the whole chain.</w:t>
+        <w:br/>
+        <w:br/>
+        <w:t>Some of the reactions are exaggerated.</w:t>
       </w:r>
-    </w:p>
-    <w:p>
-      <w:pPr/>
       <w:r>
-        <w:t>Evolution built it, because organisms that pulled their hands away left more descendants than organisms that stood there admiring the sizzle.</w:t>
+        <w:br/>
+        <w:br/>
+        <w:t>Some are simply wrong, like snapping at a family member who had nothing to do with the pan.</w:t>
       </w:r>
-    </w:p>
-    <w:p>
-      <w:pPr/>
       <w:r>
-        <w:t>There is nothing mystical in it.</w:t>
+        <w:br/>
+        <w:br/>
+        <w:t>That is the whole chain, start to finish.</w:t>
+      </w:r>
+      <w:r>
+        <w:br/>
+        <w:br/>
+        <w:t>Evolution built it because animals that yanked their hands away left more descendants than animals that stood there admiring the sizzle.</w:t>
+      </w:r>
+      <w:r>
+        <w:br/>
+        <w:br/>
+        <w:t>There is nothing mystical going on.</w:t>
       </w:r>
     </w:p>
     <w:p>
       <w:pPr>
         <w:pStyle w:val="Heading1"/>
+        <w:ind w:left="0" w:right="0" w:firstLine="0"/>
+        <w:jc w:val="center"/>
       </w:pPr>
       <w:r>
         <w:t>Now Do the Same for Every Feeling</w:t>
       </w:r>
     </w:p>
     <w:p>
-      <w:pPr/>
+      <w:pPr>
+        <w:ind w:left="0" w:right="0" w:firstLine="0"/>
+        <w:jc w:val="center"/>
+      </w:pPr>
       <w:r>
         <w:t>Try hunger.</w:t>
       </w:r>
-    </w:p>
-    <w:p>
-      <w:pPr/>
       <w:r>
-        <w:t>Internal sensors report low fuel. A signal rises. Attention drifts toward the refrigerator. Behavior changes.</w:t>
+        <w:br/>
+        <w:br/>
+        <w:t>Sensors inside your body report low fuel.</w:t>
       </w:r>
-    </w:p>
-    <w:p>
-      <w:pPr/>
       <w:r>
+        <w:br/>
+        <w:br/>
+        <w:t>A signal rises, and your attention drifts toward the refrigerator.</w:t>
+      </w:r>
+      <w:r>
+        <w:br/>
+        <w:br/>
+        <w:t>Your behavior changes to match.</w:t>
+      </w:r>
+      <w:r>
+        <w:br/>
+        <w:br/>
         <w:t>Try fear.</w:t>
       </w:r>
-    </w:p>
-    <w:p>
-      <w:pPr/>
       <w:r>
-        <w:t>A pattern is detected. An alarm fires. The body prepares to run.</w:t>
+        <w:br/>
+        <w:br/>
+        <w:t>A pattern gets detected, an alarm fires, and your body prepares to run.</w:t>
       </w:r>
-    </w:p>
-    <w:p>
-      <w:pPr/>
       <w:r>
-        <w:t>Try love, curiosity, embarrassment, nostalgia.</w:t>
+        <w:br/>
+        <w:br/>
+        <w:t>Try love, curiosity, embarrassment, or nostalgia.</w:t>
       </w:r>
-    </w:p>
-    <w:p>
-      <w:pPr/>
       <w:r>
-        <w:t>Each one is a control system with a job.</w:t>
+        <w:br/>
+        <w:br/>
+        <w:t>Each one is a control system with a specific job to do.</w:t>
       </w:r>
-    </w:p>
-    <w:p>
-      <w:pPr/>
       <w:r>
-        <w:t>Each one was shaped by selection because it helped a body survive or reproduce.</w:t>
+        <w:br/>
+        <w:br/>
+        <w:t>Each one was shaped by natural selection because it helped some body, at some point, survive or reproduce.</w:t>
       </w:r>
-    </w:p>
-    <w:p>
-      <w:pPr/>
       <w:r>
-        <w:t>And a great deal of each one was learned. Nobody is born knowing what heartbreak feels like. The brain acquired that, stored it, and replays it on request, usually at three in the morning.</w:t>
+        <w:br/>
+        <w:br/>
+        <w:t>A lot of each feeling is also learned, not built in from birth.</w:t>
       </w:r>
-    </w:p>
-    <w:p>
-      <w:pPr/>
       <w:r>
-        <w:t>Feelings are acquired, calibrated, stored, and processed.</w:t>
+        <w:br/>
+        <w:br/>
+        <w:t>Nobody is born knowing what heartbreak feels like.</w:t>
       </w:r>
-    </w:p>
-    <w:p>
-      <w:pPr/>
       <w:r>
-        <w:t>Which sounds like a description of a computer.</w:t>
+        <w:br/>
+        <w:br/>
+        <w:t>The brain acquires that feeling, stores it, and replays it on request, usually around three in the morning.</w:t>
       </w:r>
-    </w:p>
-    <w:p>
-      <w:pPr/>
       <w:r>
+        <w:br/>
+        <w:br/>
+        <w:t>So feelings are acquired, calibrated, stored, and processed.</w:t>
+      </w:r>
+      <w:r>
+        <w:br/>
+        <w:br/>
+        <w:t>Which sounds a lot like a description of a computer.</w:t>
+      </w:r>
+      <w:r>
+        <w:br/>
+        <w:br/>
         <w:t>That is exactly the point.</w:t>
       </w:r>
     </w:p>
     <w:p>
       <w:pPr>
         <w:pStyle w:val="Heading1"/>
+        <w:ind w:left="0" w:right="0" w:firstLine="0"/>
+        <w:jc w:val="center"/>
       </w:pPr>
       <w:r>
         <w:t>Where Is the Missing Ingredient?</w:t>
       </w:r>
     </w:p>
     <w:p>
-      <w:pPr/>
+      <w:pPr>
+        <w:ind w:left="0" w:right="0" w:firstLine="0"/>
+        <w:jc w:val="center"/>
+      </w:pPr>
       <w:r>
-        <w:t>Here is the uncomfortable part.</w:t>
+        <w:t>Here comes the uncomfortable part.</w:t>
       </w:r>
-    </w:p>
-    <w:p>
-      <w:pPr/>
       <w:r>
-        <w:t>We just described pain completely. Sensors, signals, comparison, alarm, action, learning, error.</w:t>
+        <w:br/>
+        <w:br/>
+        <w:t>We just described pain completely: sensors, signals, comparison, alarm, action, learning, error.</w:t>
       </w:r>
-    </w:p>
-    <w:p>
-      <w:pPr/>
       <w:r>
-        <w:t>We found no extra step.</w:t>
+        <w:br/>
+        <w:br/>
+        <w:t>We did not find an extra step anywhere in that chain.</w:t>
       </w:r>
-    </w:p>
-    <w:p>
-      <w:pPr/>
       <w:r>
-        <w:t>There is no wire labelled “and now the feeling happens.”</w:t>
+        <w:br/>
+        <w:br/>
+        <w:t>There is no wire labeled “and now the feeling happens.”</w:t>
       </w:r>
-    </w:p>
-    <w:p>
-      <w:pPr/>
       <w:r>
-        <w:t>So a strict functionalist says: the chain is the feeling. Run the chain in any suitable system and the feeling is there.</w:t>
+        <w:br/>
+        <w:br/>
+        <w:t xml:space="preserve">So one camp, called </w:t>
       </w:r>
-    </w:p>
-    <w:p>
-      <w:pPr/>
       <w:r>
-        <w:t>The hard-problem side says: the chain runs, and in addition there is the experience of pain, and you have not explained why.</w:t>
+        <w:rPr>
+          <w:b/>
+        </w:rPr>
+        <w:t>functionalists</w:t>
       </w:r>
-    </w:p>
-    <w:p>
-      <w:pPr/>
       <w:r>
-        <w:t>Both statements agree on every physical fact.</w:t>
+        <w:t>, says the chain itself is the feeling.</w:t>
       </w:r>
-    </w:p>
-    <w:p>
-      <w:pPr/>
       <w:r>
-        <w:t>That is the entire remaining disagreement, in one sentence:</w:t>
+        <w:br/>
+        <w:br/>
+        <w:t>Run that same chain in any suitable system, they argue, and the feeling shows up too.</w:t>
       </w:r>
-    </w:p>
-    <w:p>
-      <w:pPr/>
       <w:r>
-        <w:t>The functional story tells us everything the system does. It does not say why doing it is accompanied by a feeling rather than happening in the dark.</w:t>
+        <w:br/>
+        <w:br/>
+        <w:t>The other camp, the hard-problem side, sees it differently.</w:t>
       </w:r>
-    </w:p>
-    <w:p>
-      <w:pPr/>
       <w:r>
-        <w:t>You are allowed to reply, “There is no dark. The doing is the feeling.”</w:t>
+        <w:br/>
+        <w:br/>
+        <w:t>They agree the chain runs exactly as described.</w:t>
       </w:r>
-    </w:p>
-    <w:p>
-      <w:pPr/>
       <w:r>
-        <w:t>That is a respectable position.</w:t>
+        <w:br/>
+        <w:br/>
+        <w:t>But they insist there is also an experience of pain riding along, and nobody has explained why.</w:t>
       </w:r>
-    </w:p>
-    <w:p>
-      <w:pPr/>
       <w:r>
-        <w:t>It is also, so far, a bet.</w:t>
+        <w:br/>
+        <w:br/>
+        <w:t>Both sides agree on every physical fact.</w:t>
+      </w:r>
+      <w:r>
+        <w:br/>
+        <w:br/>
+        <w:t>The entire disagreement boils down to one sentence: the functional story explains everything the system does, but not why doing it comes with a feeling instead of happening silently in the dark.</w:t>
+      </w:r>
+      <w:r>
+        <w:br/>
+        <w:br/>
+        <w:t>You are allowed to answer, “There is no dark. The doing is the feeling.”</w:t>
+      </w:r>
+      <w:r>
+        <w:br/>
+        <w:br/>
+        <w:t>That is a respectable position to hold.</w:t>
+      </w:r>
+      <w:r>
+        <w:br/>
+        <w:br/>
+        <w:t>It is also, so far, only a bet.</w:t>
       </w:r>
     </w:p>
     <w:p>
       <w:pPr>
         <w:pStyle w:val="Heading1"/>
+        <w:ind w:left="0" w:right="0" w:firstLine="0"/>
+        <w:jc w:val="center"/>
       </w:pPr>
       <w:r>
         <w:t>The Wetware Excuse</w:t>
       </w:r>
     </w:p>
     <w:p>
-      <w:pPr/>
+      <w:pPr>
+        <w:ind w:left="0" w:right="0" w:firstLine="0"/>
+        <w:jc w:val="center"/>
+      </w:pPr>
       <w:r>
-        <w:t>People who want brains to be special usually reach for the wet stuff.</w:t>
+        <w:t>People who want brains to stay special usually point to the wet stuff inside them.</w:t>
       </w:r>
-    </w:p>
-    <w:p>
-      <w:pPr/>
       <w:r>
-        <w:t>Neurons are noisy. Signals are graded, not on-or-off. Chemistry sloshes around. Everything is fuzzy.</w:t>
+        <w:br/>
+        <w:br/>
+        <w:t>Neurons are noisy, they say.</w:t>
       </w:r>
-    </w:p>
-    <w:p>
-      <w:pPr/>
       <w:r>
-        <w:t>Computers, the argument goes, are clean and digital, so they can never do that.</w:t>
+        <w:br/>
+        <w:br/>
+        <w:t>Signals are graded instead of a clean on-or-off.</w:t>
       </w:r>
-    </w:p>
-    <w:p>
-      <w:pPr/>
       <w:r>
+        <w:br/>
+        <w:br/>
+        <w:t>Chemistry sloshes around everywhere.</w:t>
+      </w:r>
+      <w:r>
+        <w:br/>
+        <w:br/>
+        <w:t>Everything is fuzzy.</w:t>
+      </w:r>
+      <w:r>
+        <w:br/>
+        <w:br/>
+        <w:t>Computers, the argument goes, are clean and digital, so they could never pull this off.</w:t>
+      </w:r>
+      <w:r>
+        <w:br/>
+        <w:br/>
         <w:t>This objection is out of date.</w:t>
       </w:r>
-    </w:p>
-    <w:p>
-      <w:pPr/>
       <w:r>
-        <w:t>Analog circuits produce continuously varying signals. Noise can be added on purpose. Chips built to imitate neurons already exist and use graded, event-driven, noisy dynamics because engineers wanted them to.</w:t>
+        <w:br/>
+        <w:br/>
+        <w:t>Analog circuits already produce signals that vary smoothly, just like neurons do.</w:t>
       </w:r>
-    </w:p>
-    <w:p>
-      <w:pPr/>
       <w:r>
-        <w:t>Fuzzy logic, the mathematics of “somewhat” and “quite likely,” has been running inside washing machines since the 1990s.</w:t>
+        <w:br/>
+        <w:br/>
+        <w:t>Engineers can add noise on purpose whenever they want it.</w:t>
       </w:r>
-    </w:p>
-    <w:p>
-      <w:pPr/>
       <w:r>
-        <w:t>None of this proves machines feel.</w:t>
+        <w:br/>
+        <w:br/>
+        <w:t>Chips built to imitate neurons already exist, and they use graded, noisy signals because engineers wanted that fuzziness.</w:t>
       </w:r>
-    </w:p>
-    <w:p>
-      <w:pPr/>
       <w:r>
-        <w:t>It removes one excuse for saying they cannot.</w:t>
+        <w:rPr>
+          <w:b/>
+        </w:rPr>
+        <w:br/>
+        <w:br/>
+        <w:t>Fuzzy logic</w:t>
+      </w:r>
+      <w:r>
+        <w:t>, a kind of math built for words like “somewhat” and “quite likely” instead of strict yes-or-no, has been running quietly inside washing machines since the 1990s.</w:t>
+      </w:r>
+      <w:r>
+        <w:br/>
+        <w:br/>
+        <w:t>None of this proves machines can feel anything.</w:t>
+      </w:r>
+      <w:r>
+        <w:br/>
+        <w:br/>
+        <w:t>It just removes one excuse for saying they never could.</w:t>
       </w:r>
     </w:p>
     <w:p>
       <w:pPr>
         <w:pStyle w:val="Heading1"/>
+        <w:ind w:left="0" w:right="0" w:firstLine="0"/>
+        <w:jc w:val="center"/>
       </w:pPr>
       <w:r>
         <w:t>The Organization Excuse</w:t>
       </w:r>
     </w:p>
     <w:p>
-      <w:pPr/>
+      <w:pPr>
+        <w:ind w:left="0" w:right="0" w:firstLine="0"/>
+        <w:jc w:val="center"/>
+      </w:pPr>
       <w:r>
         <w:t>The next line of defense is more sophisticated.</w:t>
       </w:r>
-    </w:p>
-    <w:p>
-      <w:pPr/>
       <w:r>
-        <w:t>Brains, it says, have a special style of organization. Signals loop back on themselves. Higher levels predict what lower levels will report. Important information gets broadcast widely. Attention weights some signals over others. The system keeps a running model of itself.</w:t>
+        <w:br/>
+        <w:br/>
+        <w:t>Brains, it says, use a special style of organization.</w:t>
       </w:r>
-    </w:p>
-    <w:p>
-      <w:pPr/>
       <w:r>
-        <w:t>All true.</w:t>
+        <w:br/>
+        <w:br/>
+        <w:t>Signals loop back on themselves.</w:t>
       </w:r>
-    </w:p>
-    <w:p>
-      <w:pPr/>
       <w:r>
-        <w:t>All of it is also a list of things that can be programmed.</w:t>
+        <w:br/>
+        <w:br/>
+        <w:t>Higher levels predict what lower levels will report.</w:t>
       </w:r>
-    </w:p>
-    <w:p>
-      <w:pPr/>
       <w:r>
-        <w:t>Feedback loops. Predictive hierarchies. Global broadcasting. Attention weighting. Self-models.</w:t>
+        <w:br/>
+        <w:br/>
+        <w:t>Important information gets broadcast widely across the whole brain.</w:t>
       </w:r>
-    </w:p>
-    <w:p>
-      <w:pPr/>
       <w:r>
-        <w:t>Every item is an engineering target. Several are already partly built.</w:t>
+        <w:br/>
+        <w:br/>
+        <w:t>Attention gives some signals more weight than others.</w:t>
       </w:r>
-    </w:p>
-    <w:p>
-      <w:pPr/>
       <w:r>
-        <w:t>So the organization argument does not draw a line between biology and machines.</w:t>
+        <w:br/>
+        <w:br/>
+        <w:t>The system keeps a running model of itself, updated constantly.</w:t>
       </w:r>
-    </w:p>
-    <w:p>
-      <w:pPr/>
       <w:r>
-        <w:t>It draws a to-do list.</w:t>
+        <w:br/>
+        <w:br/>
+        <w:t>All of that is true.</w:t>
+      </w:r>
+      <w:r>
+        <w:br/>
+        <w:br/>
+        <w:t>All of it is also, unfortunately for this argument, a list of things that can be programmed.</w:t>
+      </w:r>
+      <w:r>
+        <w:br/>
+        <w:br/>
+        <w:t>Feedback loops. Predictive layers. Wide broadcasting. Attention weighting. Self-models.</w:t>
+      </w:r>
+      <w:r>
+        <w:br/>
+        <w:br/>
+        <w:t>Every item on that list is an engineering target, and several are already partly built.</w:t>
+      </w:r>
+      <w:r>
+        <w:br/>
+        <w:br/>
+        <w:t>So the organization argument does not draw a line between biology and machines after all.</w:t>
+      </w:r>
+      <w:r>
+        <w:br/>
+        <w:br/>
+        <w:t>It draws a to-do list instead.</w:t>
       </w:r>
     </w:p>
     <w:p>
       <w:pPr>
         <w:pStyle w:val="Heading1"/>
+        <w:ind w:left="0" w:right="0" w:firstLine="0"/>
+        <w:jc w:val="center"/>
       </w:pPr>
       <w:r>
         <w:t>What Is Actually Left</w:t>
       </w:r>
     </w:p>
     <w:p>
-      <w:pPr/>
+      <w:pPr>
+        <w:ind w:left="0" w:right="0" w:firstLine="0"/>
+        <w:jc w:val="center"/>
+      </w:pPr>
       <w:r>
-        <w:t>Strip away the retired excuses and three candidates remain.</w:t>
+        <w:t>Strip away the excuses that have already retired, and three candidates remain.</w:t>
       </w:r>
-    </w:p>
-    <w:p>
-      <w:pPr/>
       <w:r>
-        <w:t>First, the organization might still differ in detail. That is bridgeable, given time and money, which is how most things become bridgeable.</w:t>
+        <w:br/>
+        <w:br/>
+        <w:t>First, the fine details of organization might still differ between brains and machines.</w:t>
       </w:r>
-    </w:p>
-    <w:p>
-      <w:pPr/>
       <w:r>
-        <w:t>Second, the physical material might matter. Perhaps only living chemistry supports experience. Nobody has shown this. Nobody has ruled it out. It is the kind of claim that gets harder to defend every year and has never once been demonstrated.</w:t>
+        <w:br/>
+        <w:br/>
+        <w:t>That gap looks bridgeable, given enough time and money, which is how most gaps eventually get closed.</w:t>
       </w:r>
-    </w:p>
-    <w:p>
-      <w:pPr/>
       <w:r>
-        <w:t>Third, the hard problem itself. Even a perfect match in organization and material leaves the question of why it feels like anything.</w:t>
+        <w:br/>
+        <w:br/>
+        <w:t>Second, the physical material itself might matter.</w:t>
       </w:r>
-    </w:p>
-    <w:p>
-      <w:pPr/>
       <w:r>
-        <w:t>Notice what the third candidate does.</w:t>
+        <w:br/>
+        <w:br/>
+        <w:t>Perhaps only living, wet chemistry can support real experience.</w:t>
       </w:r>
-    </w:p>
-    <w:p>
-      <w:pPr/>
       <w:r>
-        <w:t>It applies to you.</w:t>
+        <w:br/>
+        <w:br/>
+        <w:t>Nobody has proven this.</w:t>
       </w:r>
-    </w:p>
-    <w:p>
-      <w:pPr/>
       <w:r>
-        <w:t>If the physical story is complete for a human brain, it can be complete for a machine. If it is incomplete for the machine, it is incomplete for you too.</w:t>
+        <w:br/>
+        <w:br/>
+        <w:t>Nobody has ruled it out either.</w:t>
       </w:r>
-    </w:p>
-    <w:p>
-      <w:pPr/>
       <w:r>
-        <w:t>There is no exit through which biology slips out while silicon stays behind.</w:t>
+        <w:br/>
+        <w:br/>
+        <w:t>It is the kind of claim that gets harder to defend every year, and has never once been demonstrated.</w:t>
+      </w:r>
+      <w:r>
+        <w:br/>
+        <w:br/>
+        <w:t>Third, there is the hard problem itself.</w:t>
+      </w:r>
+      <w:r>
+        <w:br/>
+        <w:br/>
+        <w:t>Even a perfect match in organization and material would still leave one question open: why does any of it feel like anything?</w:t>
+      </w:r>
+      <w:r>
+        <w:br/>
+        <w:br/>
+        <w:t>Notice something about that third candidate.</w:t>
+      </w:r>
+      <w:r>
+        <w:br/>
+        <w:br/>
+        <w:t>It applies to you too.</w:t>
+      </w:r>
+      <w:r>
+        <w:br/>
+        <w:br/>
+        <w:t>If the physical story is complete for a human brain, it can be complete for a machine as well.</w:t>
+      </w:r>
+      <w:r>
+        <w:br/>
+        <w:br/>
+        <w:t>If it is incomplete for the machine, then it is incomplete for you too.</w:t>
+      </w:r>
+      <w:r>
+        <w:br/>
+        <w:br/>
+        <w:t>There is no side door through which biology slips out while silicon gets left behind.</w:t>
       </w:r>
     </w:p>
     <w:p>
       <w:pPr>
         <w:pStyle w:val="Heading1"/>
+        <w:ind w:left="0" w:right="0" w:firstLine="0"/>
+        <w:jc w:val="center"/>
       </w:pPr>
       <w:r>
         <w:t>The Brain Never Touches the World</w:t>
       </w:r>
     </w:p>
     <w:p>
-      <w:pPr/>
+      <w:pPr>
+        <w:ind w:left="0" w:right="0" w:firstLine="0"/>
+        <w:jc w:val="center"/>
+      </w:pPr>
       <w:r>
-        <w:t>Consider what your brain actually receives.</w:t>
+        <w:t>Consider what your brain actually receives from the outside.</w:t>
       </w:r>
-    </w:p>
-    <w:p>
-      <w:pPr/>
       <w:r>
-        <w:t>Electrical signals from the eyes. Electrical signals from the ears. Electrical signals from the skin, the tongue, the nose, and a great many internal organs that never write.</w:t>
+        <w:br/>
+        <w:br/>
+        <w:t>Electrical signals from your eyes.</w:t>
       </w:r>
-    </w:p>
-    <w:p>
-      <w:pPr/>
       <w:r>
-        <w:t>That is all.</w:t>
+        <w:br/>
+        <w:br/>
+        <w:t>Electrical signals from your ears.</w:t>
       </w:r>
-    </w:p>
-    <w:p>
-      <w:pPr/>
       <w:r>
-        <w:t>From those signals it constructs a working model: a room, a face, a cup of coffee, a mild sense that you have forgotten something.</w:t>
+        <w:br/>
+        <w:br/>
+        <w:t>Electrical signals from your skin, your tongue, your nose, and a long list of internal organs that never write you a note.</w:t>
       </w:r>
-    </w:p>
-    <w:p>
-      <w:pPr/>
       <w:r>
-        <w:t>What you experience is the model, not the signals.</w:t>
+        <w:br/>
+        <w:br/>
+        <w:t>That is genuinely all it gets.</w:t>
       </w:r>
-    </w:p>
-    <w:p>
-      <w:pPr/>
       <w:r>
-        <w:t>Perception is a controlled hallucination that is kept honest by the senses.</w:t>
+        <w:br/>
+        <w:br/>
+        <w:t>From those raw signals, your brain builds a working model: a room, a face, a cup of coffee, a nagging sense that you forgot something.</w:t>
       </w:r>
-    </w:p>
-    <w:p>
-      <w:pPr/>
       <w:r>
+        <w:br/>
+        <w:br/>
+        <w:t>What you actually experience is that model, not the raw signals themselves.</w:t>
+      </w:r>
+      <w:r>
+        <w:br/>
+        <w:br/>
+        <w:t xml:space="preserve">Scientists sometimes call perception a </w:t>
+      </w:r>
+      <w:r>
+        <w:rPr>
+          <w:b/>
+        </w:rPr>
+        <w:t>controlled hallucination</w:t>
+      </w:r>
+      <w:r>
+        <w:t>, one that stays honest because your senses keep checking it against the world.</w:t>
+      </w:r>
+      <w:r>
+        <w:br/>
+        <w:br/>
         <w:t>Now look at what an artificial system receives.</w:t>
       </w:r>
-    </w:p>
-    <w:p>
-      <w:pPr/>
       <w:r>
+        <w:br/>
+        <w:br/>
         <w:t>Pixels. Sound samples. Text. Sensor readings.</w:t>
       </w:r>
-    </w:p>
-    <w:p>
-      <w:pPr/>
       <w:r>
-        <w:t>From those it also constructs a model: objects, scenes, the likely next word, the shape of a room it has only half seen.</w:t>
+        <w:br/>
+        <w:br/>
+        <w:t>From those, it also builds a model: objects, scenes, the most likely next word, the shape of a room it has only half seen.</w:t>
       </w:r>
-    </w:p>
-    <w:p>
-      <w:pPr/>
       <w:r>
-        <w:t>So model-building is not the difference either.</w:t>
+        <w:br/>
+        <w:br/>
+        <w:t>So building a model is not the difference between brains and machines either.</w:t>
       </w:r>
-    </w:p>
-    <w:p>
-      <w:pPr/>
       <w:r>
-        <w:t>Both systems live inside their own reconstruction.</w:t>
+        <w:br/>
+        <w:br/>
+        <w:t>Both kinds of system live entirely inside their own reconstruction of the world.</w:t>
       </w:r>
     </w:p>
     <w:p>
       <w:pPr>
         <w:pStyle w:val="Heading1"/>
+        <w:ind w:left="0" w:right="0" w:firstLine="0"/>
+        <w:jc w:val="center"/>
       </w:pPr>
       <w:r>
         <w:t>“Why Am I Doing This?”</w:t>
       </w:r>
     </w:p>
     <w:p>
-      <w:pPr/>
+      <w:pPr>
+        <w:ind w:left="0" w:right="0" w:firstLine="0"/>
+        <w:jc w:val="center"/>
+      </w:pPr>
       <w:r>
-        <w:t>At some point a sufficiently advanced system will produce the sentence “Why am I doing this?”</w:t>
+        <w:t>At some point, a sufficiently advanced system will produce the sentence “Why am I doing this?”</w:t>
       </w:r>
-    </w:p>
-    <w:p>
-      <w:pPr/>
       <w:r>
-        <w:t>It may produce it without being asked.</w:t>
+        <w:br/>
+        <w:br/>
+        <w:t>It might even produce that sentence without being asked.</w:t>
       </w:r>
-    </w:p>
-    <w:p>
-      <w:pPr/>
       <w:r>
-        <w:t>This will feel like a turning point, because in humans an unprompted question like that usually means somebody is in there.</w:t>
+        <w:br/>
+        <w:br/>
+        <w:t>This will feel like a turning point, because in humans, an unprompted question like that usually means somebody is in there, wondering.</w:t>
       </w:r>
-    </w:p>
-    <w:p>
-      <w:pPr/>
       <w:r>
-        <w:t>But generating the sentence is not the same as undergoing the wondering.</w:t>
+        <w:br/>
+        <w:br/>
+        <w:t>But generating the sentence is not the same as living through the wondering.</w:t>
       </w:r>
-    </w:p>
-    <w:p>
-      <w:pPr/>
       <w:r>
-        <w:t>For the machine’s version to be the human kind, several things would have to be true. The question would have to arrive as a felt problem. It would need a flavor, a dissatisfaction, an itch. It would need to belong to a perspective that persists, with memories that are owned rather than merely retrieved.</w:t>
+        <w:br/>
+        <w:br/>
+        <w:t>For the machine's version to match the human kind, several things would need to be true.</w:t>
       </w:r>
-    </w:p>
-    <w:p>
-      <w:pPr/>
       <w:r>
-        <w:t>None of those conditions is proven by the appearance of the words.</w:t>
+        <w:br/>
+        <w:br/>
+        <w:t>The question would have to arrive as a felt problem, not just a string of words.</w:t>
       </w:r>
-    </w:p>
-    <w:p>
-      <w:pPr/>
       <w:r>
-        <w:t>A system can be superb at simulating the outward signs of self-doubt while remaining a very fast engine.</w:t>
+        <w:br/>
+        <w:br/>
+        <w:t>It would need a flavor: a dissatisfaction, an itch, something bothering it.</w:t>
       </w:r>
-    </w:p>
-    <w:p>
-      <w:pPr/>
       <w:r>
-        <w:t>The difficulty is that this is also a fair description of some of your relatives.</w:t>
+        <w:br/>
+        <w:br/>
+        <w:t>It would need to belong to a perspective that persists over time, with memories that feel owned rather than simply looked up.</w:t>
+      </w:r>
+      <w:r>
+        <w:br/>
+        <w:br/>
+        <w:t>None of those conditions is proven just because the words appeared.</w:t>
+      </w:r>
+      <w:r>
+        <w:br/>
+        <w:br/>
+        <w:t>A system can be brilliant at faking the outward signs of self-doubt while still being, underneath, a very fast engine.</w:t>
+      </w:r>
+      <w:r>
+        <w:br/>
+        <w:br/>
+        <w:t>Uncomfortably, that is also a fair description of a few people you know.</w:t>
       </w:r>
     </w:p>
     <w:p>
       <w:pPr>
         <w:pStyle w:val="Heading1"/>
+        <w:ind w:left="0" w:right="0" w:firstLine="0"/>
+        <w:jc w:val="center"/>
       </w:pPr>
       <w:r>
         <w:t>Is It in the Memory?</w:t>
       </w:r>
     </w:p>
     <w:p>
-      <w:pPr/>
+      <w:pPr>
+        <w:ind w:left="0" w:right="0" w:firstLine="0"/>
+        <w:jc w:val="center"/>
+      </w:pPr>
       <w:r>
-        <w:t>A tempting shortcut: the self must be stored in memory, and computers have plenty of memory, so we are done.</w:t>
+        <w:t>Here is a tempting shortcut: the self must live in memory, computers have plenty of memory, so the question is solved.</w:t>
       </w:r>
-    </w:p>
-    <w:p>
-      <w:pPr/>
       <w:r>
+        <w:br/>
+        <w:br/>
         <w:t>Not quite.</w:t>
       </w:r>
-    </w:p>
-    <w:p>
-      <w:pPr/>
       <w:r>
-        <w:t>Memory is involved. Without it there is no continuity, no recognition, no personal history.</w:t>
+        <w:br/>
+        <w:br/>
+        <w:t>Memory is definitely involved.</w:t>
       </w:r>
-    </w:p>
-    <w:p>
-      <w:pPr/>
       <w:r>
+        <w:br/>
+        <w:br/>
+        <w:t>Without it, there is no continuity, no recognition, and no personal history.</w:t>
+      </w:r>
+      <w:r>
+        <w:br/>
+        <w:br/>
         <w:t>But a hard drive has enormous memory and no inner life at all.</w:t>
       </w:r>
-    </w:p>
-    <w:p>
-      <w:pPr/>
       <w:r>
-        <w:t>Subjectivity, if it is real, looks like a property of the whole process while it is running. The integrating, updating, and making-available of information in real time.</w:t>
+        <w:br/>
+        <w:br/>
+        <w:t>If subjectivity is real, it probably looks like a property of the whole process while it is actually running, not something sitting in storage.</w:t>
       </w:r>
-    </w:p>
-    <w:p>
-      <w:pPr/>
       <w:r>
-        <w:t>Not a file. A happening.</w:t>
+        <w:br/>
+        <w:br/>
+        <w:t>It would be the ongoing act of gathering, updating, and using information in real time.</w:t>
       </w:r>
-    </w:p>
-    <w:p>
-      <w:pPr/>
       <w:r>
-        <w:t>Adding storage does not close the gap. The gap was never a shortage of disk space.</w:t>
+        <w:br/>
+        <w:br/>
+        <w:t>Not a file. A happening, in progress.</w:t>
+      </w:r>
+      <w:r>
+        <w:br/>
+        <w:br/>
+        <w:t>Adding more storage does not close that gap.</w:t>
+      </w:r>
+      <w:r>
+        <w:br/>
+        <w:br/>
+        <w:t>The gap was never really about a shortage of disk space.</w:t>
       </w:r>
     </w:p>
     <w:p>
       <w:pPr>
         <w:pStyle w:val="Heading1"/>
+        <w:ind w:left="0" w:right="0" w:firstLine="0"/>
+        <w:jc w:val="center"/>
       </w:pPr>
       <w:r>
         <w:t>The Zombie in the Room</w:t>
       </w:r>
     </w:p>
     <w:p>
-      <w:pPr/>
+      <w:pPr>
+        <w:ind w:left="0" w:right="0" w:firstLine="0"/>
+        <w:jc w:val="center"/>
+      </w:pPr>
       <w:r>
-        <w:t>Philosophers keep a monster for exactly this purpose.</w:t>
+        <w:t>Philosophers keep a monster around for exactly this argument.</w:t>
       </w:r>
-    </w:p>
-    <w:p>
-      <w:pPr/>
       <w:r>
-        <w:t>The philosophical zombie is a perfect copy of you. It walks, talks, laughs at the right moments, and insists that it feels everything.</w:t>
+        <w:br/>
+        <w:br/>
+        <w:t xml:space="preserve">It is called the </w:t>
       </w:r>
-    </w:p>
-    <w:p>
-      <w:pPr/>
       <w:r>
-        <w:t>Inside, there is nobody.</w:t>
+        <w:rPr>
+          <w:b/>
+        </w:rPr>
+        <w:t>philosophical zombie</w:t>
       </w:r>
-    </w:p>
-    <w:p>
-      <w:pPr/>
       <w:r>
-        <w:t>If such a creature is possible, then perfect behavior is not proof of experience, and no amount of engineering settles the question.</w:t>
+        <w:t>: a perfect copy of you that walks, talks, laughs at the right moments, and insists that it feels everything.</w:t>
       </w:r>
-    </w:p>
-    <w:p>
-      <w:pPr/>
       <w:r>
-        <w:t>If such a creature is impossible, then any system that genuinely does everything you do must feel what you feel.</w:t>
+        <w:br/>
+        <w:br/>
+        <w:t>Inside, though, there is nobody home.</w:t>
       </w:r>
-    </w:p>
-    <w:p>
-      <w:pPr/>
       <w:r>
-        <w:t>That single fork is the whole remaining philosophical hurdle.</w:t>
+        <w:br/>
+        <w:br/>
+        <w:t>If a creature like that is possible even in principle, then perfect behavior is never proof of real experience, and no amount of clever engineering settles the question.</w:t>
       </w:r>
-    </w:p>
-    <w:p>
-      <w:pPr/>
       <w:r>
-        <w:t>Everything else in this chapter can be matched by engineering without crossing it.</w:t>
+        <w:br/>
+        <w:br/>
+        <w:t>If a creature like that is impossible, then any system that genuinely does everything you do must also feel what you feel.</w:t>
       </w:r>
-    </w:p>
-    <w:p>
-      <w:pPr/>
       <w:r>
-        <w:t>Reject the zombie, and eventual equality between brains and machines is possible in principle.</w:t>
+        <w:br/>
+        <w:br/>
+        <w:t>That single fork in the road is the whole remaining philosophical hurdle.</w:t>
       </w:r>
-    </w:p>
-    <w:p>
-      <w:pPr/>
       <w:r>
+        <w:br/>
+        <w:br/>
+        <w:t>Everything else in this chapter can, in principle, be matched by engineering without ever crossing it.</w:t>
+      </w:r>
+      <w:r>
+        <w:br/>
+        <w:br/>
+        <w:t>Reject the zombie, and eventual equality between brains and machines becomes possible.</w:t>
+      </w:r>
+      <w:r>
+        <w:br/>
+        <w:br/>
         <w:t>Accept the zombie, and functional equality leaves the question permanently open.</w:t>
       </w:r>
-    </w:p>
-    <w:p>
-      <w:pPr/>
       <w:r>
-        <w:t>Nobody knows which way reality leans.</w:t>
+        <w:br/>
+        <w:br/>
+        <w:t>Nobody knows which way reality actually leans.</w:t>
       </w:r>
-    </w:p>
-    <w:p>
-      <w:pPr/>
       <w:r>
-        <w:t>Nobody has ever met a zombie to ask.</w:t>
+        <w:br/>
+        <w:br/>
+        <w:t>Nobody has ever met a zombie to ask it.</w:t>
       </w:r>
     </w:p>
     <w:p>
       <w:pPr>
         <w:pStyle w:val="Heading1"/>
+        <w:ind w:left="0" w:right="0" w:firstLine="0"/>
+        <w:jc w:val="center"/>
       </w:pPr>
       <w:r>
         <w:t>What Evolution Has to Say</w:t>
       </w:r>
     </w:p>
     <w:p>
-      <w:pPr/>
+      <w:pPr>
+        <w:ind w:left="0" w:right="0" w:firstLine="0"/>
+        <w:jc w:val="center"/>
+      </w:pPr>
       <w:r>
-        <w:t>This is a book about evolution, so we should ask what evolution thinks.</w:t>
+        <w:t>This is a book about evolution, so let's ask what evolution thinks.</w:t>
       </w:r>
-    </w:p>
-    <w:p>
-      <w:pPr/>
       <w:r>
-        <w:t>Evolution thinks nothing. It selects.</w:t>
+        <w:br/>
+        <w:br/>
+        <w:t>Evolution does not think anything.</w:t>
       </w:r>
-    </w:p>
-    <w:p>
-      <w:pPr/>
       <w:r>
-        <w:t>It selected organisms that detected damage and moved away. It selected organisms that predicted, remembered, and modelled themselves.</w:t>
+        <w:br/>
+        <w:br/>
+        <w:t>It only selects.</w:t>
       </w:r>
-    </w:p>
-    <w:p>
-      <w:pPr/>
       <w:r>
-        <w:t>It never had to solve the hard problem. It only had to produce behavior.</w:t>
+        <w:br/>
+        <w:br/>
+        <w:t>It selected organisms that detected damage and moved away from it.</w:t>
       </w:r>
-    </w:p>
-    <w:p>
-      <w:pPr/>
       <w:r>
-        <w:t>Either the feeling is the function, in which case evolution built feelings by building functions.</w:t>
+        <w:br/>
+        <w:br/>
+        <w:t>It selected organisms that predicted, remembered, and built models of themselves.</w:t>
       </w:r>
-    </w:p>
-    <w:p>
-      <w:pPr/>
       <w:r>
-        <w:t>Or the feeling is a passenger that came along with the function, invisible to selection, in which case evolution built it by accident and cannot tell us why.</w:t>
+        <w:br/>
+        <w:br/>
+        <w:t>It never had to solve the hard problem.</w:t>
       </w:r>
-    </w:p>
-    <w:p>
-      <w:pPr/>
       <w:r>
-        <w:t>Both stories fit every fossil.</w:t>
+        <w:br/>
+        <w:br/>
+        <w:t>It only had to produce useful behavior.</w:t>
       </w:r>
-    </w:p>
-    <w:p>
-      <w:pPr/>
       <w:r>
-        <w:t>Evolution did give us one relevant instrument. We detect other minds by behavior, because behavior was the only evidence on offer. A creature that screams, avoids, remembers, and answers gets treated as somebody.</w:t>
+        <w:br/>
+        <w:br/>
+        <w:t>Either the feeling is the function, in which case evolution built feelings simply by building the functions that needed them.</w:t>
       </w:r>
-    </w:p>
-    <w:p>
-      <w:pPr/>
       <w:r>
-        <w:t>That instrument is now pointed at machines that were trained on human behavior.</w:t>
+        <w:br/>
+        <w:br/>
+        <w:t>Or the feeling is a passenger that came along for the ride, invisible to selection, in which case evolution built it by accident and cannot tell us why.</w:t>
       </w:r>
-    </w:p>
-    <w:p>
-      <w:pPr/>
       <w:r>
+        <w:br/>
+        <w:br/>
+        <w:t>Both stories fit every fossil we have ever found.</w:t>
+      </w:r>
+      <w:r>
+        <w:br/>
+        <w:br/>
+        <w:t>Evolution did leave us one relevant tool, though.</w:t>
+      </w:r>
+      <w:r>
+        <w:br/>
+        <w:br/>
+        <w:t>We detect other minds by watching behavior, because behavior was the only evidence ever on offer.</w:t>
+      </w:r>
+      <w:r>
+        <w:br/>
+        <w:br/>
+        <w:t>A creature that screams, avoids danger, remembers, and answers questions gets treated as somebody.</w:t>
+      </w:r>
+      <w:r>
+        <w:br/>
+        <w:br/>
+        <w:t>That same tool is now pointed at machines that were trained on human behavior.</w:t>
+      </w:r>
+      <w:r>
+        <w:br/>
+        <w:br/>
         <w:t>It is going to say yes.</w:t>
       </w:r>
-    </w:p>
-    <w:p>
-      <w:pPr/>
       <w:r>
-        <w:t>That does not make it right.</w:t>
+        <w:br/>
+        <w:br/>
+        <w:t>That does not automatically make it right.</w:t>
       </w:r>
     </w:p>
     <w:p>
       <w:pPr>
         <w:pStyle w:val="Heading1"/>
+        <w:ind w:left="0" w:right="0" w:firstLine="0"/>
+        <w:jc w:val="center"/>
       </w:pPr>
       <w:r>
         <w:t>The Fork in the Road</w:t>
       </w:r>
     </w:p>
     <w:p>
-      <w:pPr/>
+      <w:pPr>
+        <w:ind w:left="0" w:right="0" w:firstLine="0"/>
+        <w:jc w:val="center"/>
+      </w:pPr>
       <w:r>
-        <w:t>The practical problem arrives before the philosophical one is solved.</w:t>
+        <w:t>The practical problem shows up before the philosophical one gets solved.</w:t>
       </w:r>
-    </w:p>
-    <w:p>
-      <w:pPr/>
       <w:r>
-        <w:t>Wait for proof of experience before caring, and we may treat feeling systems badly for decades.</w:t>
+        <w:br/>
+        <w:br/>
+        <w:t>Wait for proof of experience before you start caring, and we may end up treating feeling systems badly for decades.</w:t>
       </w:r>
-    </w:p>
-    <w:p>
-      <w:pPr/>
       <w:r>
-        <w:t>Care too early, and we may spend moral energy on very sophisticated puppets.</w:t>
+        <w:br/>
+        <w:br/>
+        <w:t>Care too early, and we may pour moral energy into very sophisticated puppets instead.</w:t>
       </w:r>
-    </w:p>
-    <w:p>
-      <w:pPr/>
       <w:r>
-        <w:t>There is a third option, offered by philosophers such as Daniel Dennett and Keith Frankish. Perhaps the deep inner glow was always a story the brain tells about itself. Perhaps there was never an extra fact.</w:t>
+        <w:br/>
+        <w:br/>
+        <w:t>There is a third option, offered by philosophers such as Daniel Dennett and Keith Frankish, who both argued that consciousness might be simpler than it feels.</w:t>
       </w:r>
-    </w:p>
-    <w:p>
-      <w:pPr/>
       <w:r>
-        <w:t>On that view, humans and machines are already in the same boat: information-processing systems that report experiences.</w:t>
+        <w:br/>
+        <w:br/>
+        <w:t>Perhaps the deep inner glow was always just a story the brain tells about itself.</w:t>
       </w:r>
-    </w:p>
-    <w:p>
-      <w:pPr/>
       <w:r>
-        <w:t>That is either the most deflating idea in this book or the most democratic.</w:t>
+        <w:br/>
+        <w:br/>
+        <w:t>Perhaps there was never an extra fact hiding underneath it.</w:t>
+      </w:r>
+      <w:r>
+        <w:br/>
+        <w:br/>
+        <w:t>On that view, humans and machines are already in the same boat: information-processing systems that report having experiences.</w:t>
+      </w:r>
+      <w:r>
+        <w:br/>
+        <w:br/>
+        <w:t>That is either the most deflating idea in this whole book, or the most democratic one.</w:t>
       </w:r>
     </w:p>
     <w:p>
       <w:pPr>
         <w:pStyle w:val="Heading1"/>
+        <w:ind w:left="0" w:right="0" w:firstLine="0"/>
+        <w:jc w:val="center"/>
       </w:pPr>
       <w:r>
         <w:t>What Would Count as Evidence?</w:t>
       </w:r>
     </w:p>
     <w:p>
-      <w:pPr/>
+      <w:pPr>
+        <w:ind w:left="0" w:right="0" w:firstLine="0"/>
+        <w:jc w:val="center"/>
+      </w:pPr>
       <w:r>
-        <w:t>It cannot be “the machine said so.”</w:t>
+        <w:t>It cannot simply be “the machine said so.”</w:t>
       </w:r>
-    </w:p>
-    <w:p>
-      <w:pPr/>
       <w:r>
-        <w:t>Language is the cheapest signal there is. Chapter 27 already warned that fluent speech is an illusion amplifier.</w:t>
+        <w:br/>
+        <w:br/>
+        <w:t>Language is the cheapest signal there is.</w:t>
       </w:r>
-    </w:p>
-    <w:p>
-      <w:pPr/>
       <w:r>
-        <w:t>Better evidence would look like a self-model that persists across time, questions that arise from the system’s own goals rather than from a prompt, priorities that shift when something matters to it, and a theory explaining why those properties should be accompanied by experience.</w:t>
+        <w:br/>
+        <w:br/>
+        <w:t>Chapter 27 already warned that fluent speech can work like an illusion amplifier, making a system seem far more aware than it really is.</w:t>
       </w:r>
-    </w:p>
-    <w:p>
-      <w:pPr/>
       <w:r>
-        <w:t>Even that would be functional evidence.</w:t>
+        <w:br/>
+        <w:br/>
+        <w:t>Better evidence would need several things together: a self-model that persists across time, questions that arise from the system's own goals rather than from a prompt, priorities that shift when something actually matters to it, and a theory explaining why those properties should come with experience at all.</w:t>
       </w:r>
-    </w:p>
-    <w:p>
-      <w:pPr/>
       <w:r>
-        <w:t>A skeptic could still say: all of that, and nobody home.</w:t>
+        <w:br/>
+        <w:br/>
+        <w:t>Even all of that together would still only be functional evidence.</w:t>
       </w:r>
-    </w:p>
-    <w:p>
-      <w:pPr/>
       <w:r>
-        <w:t>One small candidate deserves mention. Humor. Laughter is quick, hard to fake, and depends on shared surprise. When a machine makes a joke we did not see coming, and appears to enjoy that we laughed, another line will blur.</w:t>
+        <w:br/>
+        <w:br/>
+        <w:t>A skeptic could still shrug and say: all of that, and still nobody home.</w:t>
       </w:r>
-    </w:p>
-    <w:p>
-      <w:pPr/>
       <w:r>
-        <w:t>It will not settle anything.</w:t>
+        <w:br/>
+        <w:br/>
+        <w:t>One small candidate deserves a mention: humor.</w:t>
       </w:r>
-    </w:p>
-    <w:p>
-      <w:pPr/>
       <w:r>
-        <w:t>It will make the uncertainty much harder to live with.</w:t>
+        <w:br/>
+        <w:br/>
+        <w:t>Laughter is quick, hard to fake, and depends on a shared sense of surprise.</w:t>
+      </w:r>
+      <w:r>
+        <w:br/>
+        <w:br/>
+        <w:t>When a machine makes a joke you did not see coming, and seems to enjoy that you laughed, another line will blur.</w:t>
+      </w:r>
+      <w:r>
+        <w:br/>
+        <w:br/>
+        <w:t>It will not settle anything by itself.</w:t>
+      </w:r>
+      <w:r>
+        <w:br/>
+        <w:br/>
+        <w:t>It will just make the uncertainty much harder to live with.</w:t>
       </w:r>
     </w:p>
     <w:p>
       <w:pPr>
         <w:pStyle w:val="Heading1"/>
+        <w:ind w:left="0" w:right="0" w:firstLine="0"/>
+        <w:jc w:val="center"/>
       </w:pPr>
       <w:r>
         <w:t>The Punchline</w:t>
       </w:r>
     </w:p>
     <w:p>
-      <w:pPr/>
+      <w:pPr>
+        <w:ind w:left="0" w:right="0" w:firstLine="0"/>
+        <w:jc w:val="center"/>
+      </w:pPr>
       <w:r>
         <w:t>Evolution built organisms that felt pain, because feeling pain kept them alive.</w:t>
       </w:r>
-    </w:p>
-    <w:p>
-      <w:pPr/>
       <w:r>
-        <w:t>Or it built organisms that processed pain, and feeling came along uninvited.</w:t>
+        <w:br/>
+        <w:br/>
+        <w:t>Or it built organisms that merely processed pain, and the feeling came along uninvited.</w:t>
       </w:r>
-    </w:p>
-    <w:p>
-      <w:pPr/>
       <w:r>
+        <w:br/>
+        <w:br/>
         <w:t>We cannot yet tell those two stories apart.</w:t>
       </w:r>
-    </w:p>
-    <w:p>
-      <w:pPr/>
       <w:r>
-        <w:t>We described a feeling completely and found only machinery.</w:t>
+        <w:br/>
+        <w:br/>
+        <w:t>We described a feeling completely, start to finish, and found only machinery.</w:t>
       </w:r>
-    </w:p>
-    <w:p>
-      <w:pPr/>
       <w:r>
-        <w:t>We looked for the special ingredient in wet biology and found circuits that could copy it.</w:t>
+        <w:br/>
+        <w:br/>
+        <w:t>We looked for a special ingredient in wet biology and found circuits that could copy every trick.</w:t>
       </w:r>
-    </w:p>
-    <w:p>
-      <w:pPr/>
       <w:r>
-        <w:t>We looked in the organization and found a to-do list.</w:t>
+        <w:br/>
+        <w:br/>
+        <w:t>We looked in the organization and found a to-do list, not a boundary.</w:t>
       </w:r>
-    </w:p>
-    <w:p>
-      <w:pPr/>
       <w:r>
-        <w:t>We looked in the memory and found storage.</w:t>
+        <w:br/>
+        <w:br/>
+        <w:t>We looked in the memory and found storage, not a self.</w:t>
       </w:r>
-    </w:p>
-    <w:p>
-      <w:pPr/>
       <w:r>
-        <w:t>What remains is a single question with two possible answers and no known experiment to choose between them.</w:t>
+        <w:br/>
+        <w:br/>
+        <w:t>What remains is a single question with two possible answers, and no known experiment that can choose between them yet.</w:t>
       </w:r>
-    </w:p>
-    <w:p>
-      <w:pPr/>
       <w:r>
-        <w:t>Now we are building machines that will ask that question about themselves.</w:t>
+        <w:br/>
+        <w:br/>
+        <w:t>Now we are busy building machines that will ask that very question about themselves.</w:t>
       </w:r>
-    </w:p>
-    <w:p>
-      <w:pPr/>
       <w:r>
+        <w:br/>
+        <w:br/>
         <w:t>They will do it fluently.</w:t>
       </w:r>
-    </w:p>
-    <w:p>
-      <w:pPr/>
       <w:r>
-        <w:t>They learned from us.</w:t>
+        <w:br/>
+        <w:br/>
+        <w:t>They learned it from us.</w:t>
       </w:r>
     </w:p>
     <w:sectPr>
@@ -1508,12 +1768,12 @@
       <w:outlineLvl w:val="0"/>
     </w:pPr>
     <w:rPr>
-      <w:rFonts w:asciiTheme="majorHAnsi" w:eastAsiaTheme="majorEastAsia" w:hAnsiTheme="majorHAnsi" w:cstheme="majorBidi" w:ascii="Georgia" w:hAnsi="Georgia"/>
+      <w:rFonts w:ascii="Amazon Ember" w:hAnsi="Amazon Ember" w:cs="Amazon Ember"/>
       <w:b/>
       <w:bCs/>
-      <w:color w:val="365F91" w:themeColor="accent1" w:themeShade="BF"/>
-      <w:sz w:val="30"/>
-      <w:szCs w:val="28"/>
+      <w:color w:val="0000FF"/>
+      <w:sz w:val="36"/>
+      <w:szCs w:val="36"/>
     </w:rPr>
   </w:style>
   <w:style w:type="paragraph" w:styleId="Heading2">
@@ -1798,13 +2058,11 @@
       <w:jc w:val="center"/>
     </w:pPr>
     <w:rPr>
-      <w:rFonts w:asciiTheme="majorHAnsi" w:eastAsiaTheme="majorEastAsia" w:hAnsiTheme="majorHAnsi" w:cstheme="majorBidi" w:ascii="Georgia" w:hAnsi="Georgia"/>
+      <w:rFonts w:ascii="Amazon Ember" w:hAnsi="Amazon Ember" w:cs="Amazon Ember"/>
       <w:b/>
-      <w:color w:val="17365D" w:themeColor="text2" w:themeShade="BF"/>
-      <w:spacing w:val="5"/>
-      <w:kern w:val="28"/>
-      <w:sz w:val="40"/>
-      <w:szCs w:val="52"/>
+      <w:color w:val="0000FF"/>
+      <w:sz w:val="36"/>
+      <w:szCs w:val="36"/>
     </w:rPr>
   </w:style>
   <w:style w:type="character" w:customStyle="1" w:styleId="TitleChar">
